--- a/resumes/MattPalazzoSummary.docx
+++ b/resumes/MattPalazzoSummary.docx
@@ -1,25 +1,40 @@
 
 <file path=word/document.xml><?xml version="1.0" encoding="utf-8"?>
-<w:document xmlns:wpc="http://schemas.microsoft.com/office/word/2010/wordprocessingCanvas" xmlns:cx="http://schemas.microsoft.com/office/drawing/2014/chartex" xmlns:cx1="http://schemas.microsoft.com/office/drawing/2015/9/8/chartex" xmlns:cx2="http://schemas.microsoft.com/office/drawing/2015/10/21/chartex" xmlns:cx3="http://schemas.microsoft.com/office/drawing/2016/5/9/chartex" xmlns:cx4="http://schemas.microsoft.com/office/drawing/2016/5/10/chartex" xmlns:cx5="http://schemas.microsoft.com/office/drawing/2016/5/11/chartex" xmlns:cx6="http://schemas.microsoft.com/office/drawing/2016/5/12/chartex" xmlns:cx7="http://schemas.microsoft.com/office/drawing/2016/5/13/chartex" xmlns:cx8="http://schemas.microsoft.com/office/drawing/2016/5/14/chartex" xmlns:mc="http://schemas.openxmlformats.org/markup-compatibility/2006" xmlns:aink="http://schemas.microsoft.com/office/drawing/2016/ink" xmlns:am3d="http://schemas.microsoft.com/office/drawing/2017/model3d" xmlns:o="urn:schemas-microsoft-com:office:office" xmlns:oel="http://schemas.microsoft.com/office/2019/extlst" xmlns:r="http://schemas.openxmlformats.org/officeDocument/2006/relationships" xmlns:m="http://schemas.openxmlformats.org/officeDocument/2006/math" xmlns:v="urn:schemas-microsoft-com:vml" xmlns:wp14="http://schemas.microsoft.com/office/word/2010/wordprocessingDrawing" xmlns:wp="http://schemas.openxmlformats.org/drawingml/2006/wordprocessingDrawing" xmlns:w10="urn:schemas-microsoft-com:office:word" xmlns:w="http://schemas.openxmlformats.org/wordprocessingml/2006/main" xmlns:w14="http://schemas.microsoft.com/office/word/2010/wordml" xmlns:w15="http://schemas.microsoft.com/office/word/2012/wordml" xmlns:w16cex="http://schemas.microsoft.com/office/word/2018/wordml/cex" xmlns:w16cid="http://schemas.microsoft.com/office/word/2016/wordml/cid" xmlns:w16="http://schemas.microsoft.com/office/word/2018/wordml" xmlns:w16du="http://schemas.microsoft.com/office/word/2023/wordml/word16du" xmlns:w16sdtdh="http://schemas.microsoft.com/office/word/2020/wordml/sdtdatahash" xmlns:w16sdtfl="http://schemas.microsoft.com/office/word/2024/wordml/sdtformatlock" xmlns:w16se="http://schemas.microsoft.com/office/word/2015/wordml/symex" xmlns:wpg="http://schemas.microsoft.com/office/word/2010/wordprocessingGroup" xmlns:wpi="http://schemas.microsoft.com/office/word/2010/wordprocessingInk" xmlns:wne="http://schemas.microsoft.com/office/word/2006/wordml" xmlns:wps="http://schemas.microsoft.com/office/word/2010/wordprocessingShape" mc:Ignorable="w14 w15 w16se w16cid w16 w16cex w16sdtdh w16sdtfl w16du wp14">
+<w:document xmlns:wpc="http://schemas.microsoft.com/office/word/2010/wordprocessingCanvas" xmlns:mc="http://schemas.openxmlformats.org/markup-compatibility/2006" xmlns:o="urn:schemas-microsoft-com:office:office" xmlns:r="http://schemas.openxmlformats.org/officeDocument/2006/relationships" xmlns:m="http://schemas.openxmlformats.org/officeDocument/2006/math" xmlns:v="urn:schemas-microsoft-com:vml" xmlns:wp14="http://schemas.microsoft.com/office/word/2010/wordprocessingDrawing" xmlns:wp="http://schemas.openxmlformats.org/drawingml/2006/wordprocessingDrawing" xmlns:w10="urn:schemas-microsoft-com:office:word" xmlns:w="http://schemas.openxmlformats.org/wordprocessingml/2006/main" xmlns:w14="http://schemas.microsoft.com/office/word/2010/wordml" xmlns:w15="http://schemas.microsoft.com/office/word/2012/wordml" xmlns:wpg="http://schemas.microsoft.com/office/word/2010/wordprocessingGroup" xmlns:wpi="http://schemas.microsoft.com/office/word/2010/wordprocessingInk" xmlns:wne="http://schemas.microsoft.com/office/word/2006/wordml" xmlns:wps="http://schemas.microsoft.com/office/word/2010/wordprocessingShape" mc:Ignorable="w14 w15 wp14">
   <w:body>
     <w:p>
       <w:pPr>
         <w:rPr>
+          <w:rFonts w:ascii="Times New Roman" w:hAnsi="Times New Roman" w:cs="Times New Roman"/>
           <w:sz w:val="28"/>
           <w:szCs w:val="28"/>
         </w:rPr>
       </w:pPr>
       <w:r>
         <w:rPr>
-          <w:b/>
-          <w:bCs/>
-          <w:sz w:val="28"/>
-          <w:szCs w:val="28"/>
-        </w:rPr>
-        <w:t>RESUME FOR</w:t>
-      </w:r>
-      <w:r>
-        <w:rPr>
+          <w:rFonts w:ascii="Times New Roman" w:hAnsi="Times New Roman" w:cs="Times New Roman"/>
+          <w:b/>
+          <w:bCs/>
+          <w:sz w:val="28"/>
+          <w:szCs w:val="28"/>
+        </w:rPr>
+        <w:t>RESU</w:t>
+      </w:r>
+      <w:bookmarkStart w:id="0" w:name="_GoBack"/>
+      <w:bookmarkEnd w:id="0"/>
+      <w:r>
+        <w:rPr>
+          <w:rFonts w:ascii="Times New Roman" w:hAnsi="Times New Roman" w:cs="Times New Roman"/>
+          <w:b/>
+          <w:bCs/>
+          <w:sz w:val="28"/>
+          <w:szCs w:val="28"/>
+        </w:rPr>
+        <w:t>ME FOR</w:t>
+      </w:r>
+      <w:r>
+        <w:rPr>
+          <w:rFonts w:ascii="Times New Roman" w:hAnsi="Times New Roman" w:cs="Times New Roman"/>
           <w:b/>
           <w:bCs/>
           <w:sz w:val="28"/>
@@ -29,6 +44,7 @@
       </w:r>
       <w:r>
         <w:rPr>
+          <w:rFonts w:ascii="Times New Roman" w:hAnsi="Times New Roman" w:cs="Times New Roman"/>
           <w:sz w:val="28"/>
           <w:szCs w:val="28"/>
         </w:rPr>
@@ -38,6 +54,7 @@
     <w:p>
       <w:pPr>
         <w:rPr>
+          <w:rFonts w:ascii="Times New Roman" w:hAnsi="Times New Roman" w:cs="Times New Roman"/>
           <w:b/>
           <w:bCs/>
           <w:sz w:val="28"/>
@@ -48,12 +65,14 @@
     <w:p>
       <w:pPr>
         <w:rPr>
+          <w:rFonts w:ascii="Times New Roman" w:hAnsi="Times New Roman" w:cs="Times New Roman"/>
           <w:sz w:val="28"/>
           <w:szCs w:val="28"/>
         </w:rPr>
       </w:pPr>
       <w:r>
         <w:rPr>
+          <w:rFonts w:ascii="Times New Roman" w:hAnsi="Times New Roman" w:cs="Times New Roman"/>
           <w:b/>
           <w:bCs/>
           <w:sz w:val="28"/>
@@ -63,6 +82,7 @@
       </w:r>
       <w:r>
         <w:rPr>
+          <w:rFonts w:ascii="Times New Roman" w:hAnsi="Times New Roman" w:cs="Times New Roman"/>
           <w:b/>
           <w:bCs/>
           <w:sz w:val="28"/>
@@ -72,6 +92,7 @@
       </w:r>
       <w:r>
         <w:rPr>
+          <w:rFonts w:ascii="Times New Roman" w:hAnsi="Times New Roman" w:cs="Times New Roman"/>
           <w:sz w:val="28"/>
           <w:szCs w:val="28"/>
         </w:rPr>
@@ -81,6 +102,7 @@
     <w:p>
       <w:pPr>
         <w:rPr>
+          <w:rFonts w:ascii="Times New Roman" w:hAnsi="Times New Roman" w:cs="Times New Roman"/>
           <w:sz w:val="28"/>
           <w:szCs w:val="28"/>
         </w:rPr>
@@ -89,12 +111,14 @@
     <w:p>
       <w:pPr>
         <w:rPr>
+          <w:rFonts w:ascii="Times New Roman" w:hAnsi="Times New Roman" w:cs="Times New Roman"/>
           <w:sz w:val="28"/>
           <w:szCs w:val="28"/>
         </w:rPr>
       </w:pPr>
       <w:r>
         <w:rPr>
+          <w:rFonts w:ascii="Times New Roman" w:hAnsi="Times New Roman" w:cs="Times New Roman"/>
           <w:b/>
           <w:bCs/>
           <w:sz w:val="28"/>
@@ -104,6 +128,7 @@
       </w:r>
       <w:r>
         <w:rPr>
+          <w:rFonts w:ascii="Times New Roman" w:hAnsi="Times New Roman" w:cs="Times New Roman"/>
           <w:b/>
           <w:bCs/>
           <w:sz w:val="28"/>
@@ -113,6 +138,7 @@
       </w:r>
       <w:r>
         <w:rPr>
+          <w:rFonts w:ascii="Times New Roman" w:hAnsi="Times New Roman" w:cs="Times New Roman"/>
           <w:b/>
           <w:bCs/>
           <w:sz w:val="28"/>
@@ -122,6 +148,7 @@
       </w:r>
       <w:r>
         <w:rPr>
+          <w:rFonts w:ascii="Times New Roman" w:hAnsi="Times New Roman" w:cs="Times New Roman"/>
           <w:sz w:val="28"/>
           <w:szCs w:val="28"/>
         </w:rPr>
@@ -129,29 +156,15 @@
       </w:r>
       <w:r>
         <w:rPr>
-          <w:sz w:val="28"/>
-          <w:szCs w:val="28"/>
-        </w:rPr>
-        <w:t xml:space="preserve">lbaugh / Midwest Stampede / California </w:t>
-      </w:r>
-      <w:proofErr w:type="gramStart"/>
-      <w:r>
-        <w:rPr>
-          <w:sz w:val="28"/>
-          <w:szCs w:val="28"/>
-        </w:rPr>
-        <w:t>As</w:t>
-      </w:r>
-      <w:proofErr w:type="gramEnd"/>
-      <w:r>
-        <w:rPr>
-          <w:sz w:val="28"/>
-          <w:szCs w:val="28"/>
-        </w:rPr>
-        <w:t xml:space="preserve"> / NY Gremlins</w:t>
-      </w:r>
-      <w:r>
-        <w:rPr>
+          <w:rFonts w:ascii="Times New Roman" w:hAnsi="Times New Roman" w:cs="Times New Roman"/>
+          <w:sz w:val="28"/>
+          <w:szCs w:val="28"/>
+        </w:rPr>
+        <w:t>lbaugh / Midwest Stampede / California As / NY Gremlins</w:t>
+      </w:r>
+      <w:r>
+        <w:rPr>
+          <w:rFonts w:ascii="Times New Roman" w:hAnsi="Times New Roman" w:cs="Times New Roman"/>
           <w:sz w:val="28"/>
           <w:szCs w:val="28"/>
         </w:rPr>
@@ -161,6 +174,7 @@
     <w:p>
       <w:pPr>
         <w:rPr>
+          <w:rFonts w:ascii="Times New Roman" w:hAnsi="Times New Roman" w:cs="Times New Roman"/>
           <w:b/>
           <w:bCs/>
           <w:sz w:val="28"/>
@@ -171,12 +185,14 @@
     <w:p>
       <w:pPr>
         <w:rPr>
+          <w:rFonts w:ascii="Times New Roman" w:hAnsi="Times New Roman" w:cs="Times New Roman"/>
           <w:sz w:val="28"/>
           <w:szCs w:val="28"/>
         </w:rPr>
       </w:pPr>
       <w:r>
         <w:rPr>
+          <w:rFonts w:ascii="Times New Roman" w:hAnsi="Times New Roman" w:cs="Times New Roman"/>
           <w:b/>
           <w:bCs/>
           <w:sz w:val="28"/>
@@ -186,6 +202,7 @@
       </w:r>
       <w:r>
         <w:rPr>
+          <w:rFonts w:ascii="Times New Roman" w:hAnsi="Times New Roman" w:cs="Times New Roman"/>
           <w:b/>
           <w:bCs/>
           <w:sz w:val="28"/>
@@ -195,6 +212,7 @@
       </w:r>
       <w:r>
         <w:rPr>
+          <w:rFonts w:ascii="Times New Roman" w:hAnsi="Times New Roman" w:cs="Times New Roman"/>
           <w:sz w:val="28"/>
           <w:szCs w:val="28"/>
         </w:rPr>
@@ -202,6 +220,7 @@
       </w:r>
       <w:r>
         <w:rPr>
+          <w:rFonts w:ascii="Times New Roman" w:hAnsi="Times New Roman" w:cs="Times New Roman"/>
           <w:sz w:val="28"/>
           <w:szCs w:val="28"/>
         </w:rPr>
@@ -209,6 +228,7 @@
       </w:r>
       <w:r>
         <w:rPr>
+          <w:rFonts w:ascii="Times New Roman" w:hAnsi="Times New Roman" w:cs="Times New Roman"/>
           <w:sz w:val="28"/>
           <w:szCs w:val="28"/>
         </w:rPr>
@@ -216,6 +236,7 @@
       </w:r>
       <w:r>
         <w:rPr>
+          <w:rFonts w:ascii="Times New Roman" w:hAnsi="Times New Roman" w:cs="Times New Roman"/>
           <w:sz w:val="28"/>
           <w:szCs w:val="28"/>
         </w:rPr>
@@ -223,6 +244,7 @@
       </w:r>
       <w:r>
         <w:rPr>
+          <w:rFonts w:ascii="Times New Roman" w:hAnsi="Times New Roman" w:cs="Times New Roman"/>
           <w:sz w:val="28"/>
           <w:szCs w:val="28"/>
         </w:rPr>
@@ -232,6 +254,7 @@
     <w:p>
       <w:pPr>
         <w:rPr>
+          <w:rFonts w:ascii="Times New Roman" w:hAnsi="Times New Roman" w:cs="Times New Roman"/>
           <w:sz w:val="28"/>
           <w:szCs w:val="28"/>
         </w:rPr>
@@ -240,12 +263,14 @@
     <w:p>
       <w:pPr>
         <w:rPr>
+          <w:rFonts w:ascii="Times New Roman" w:hAnsi="Times New Roman" w:cs="Times New Roman"/>
           <w:sz w:val="28"/>
           <w:szCs w:val="28"/>
         </w:rPr>
       </w:pPr>
       <w:r>
         <w:rPr>
+          <w:rFonts w:ascii="Times New Roman" w:hAnsi="Times New Roman" w:cs="Times New Roman"/>
           <w:b/>
           <w:bCs/>
           <w:sz w:val="28"/>
@@ -255,6 +280,7 @@
       </w:r>
       <w:r>
         <w:rPr>
+          <w:rFonts w:ascii="Times New Roman" w:hAnsi="Times New Roman" w:cs="Times New Roman"/>
           <w:b/>
           <w:bCs/>
           <w:sz w:val="28"/>
@@ -264,6 +290,7 @@
       </w:r>
       <w:r>
         <w:rPr>
+          <w:rFonts w:ascii="Times New Roman" w:hAnsi="Times New Roman" w:cs="Times New Roman"/>
           <w:sz w:val="28"/>
           <w:szCs w:val="28"/>
         </w:rPr>
@@ -271,6 +298,7 @@
       </w:r>
       <w:r>
         <w:rPr>
+          <w:rFonts w:ascii="Times New Roman" w:hAnsi="Times New Roman" w:cs="Times New Roman"/>
           <w:sz w:val="28"/>
           <w:szCs w:val="28"/>
         </w:rPr>
@@ -278,6 +306,7 @@
       </w:r>
       <w:r>
         <w:rPr>
+          <w:rFonts w:ascii="Times New Roman" w:hAnsi="Times New Roman" w:cs="Times New Roman"/>
           <w:sz w:val="28"/>
           <w:szCs w:val="28"/>
         </w:rPr>
@@ -285,6 +314,7 @@
       </w:r>
       <w:r>
         <w:rPr>
+          <w:rFonts w:ascii="Times New Roman" w:hAnsi="Times New Roman" w:cs="Times New Roman"/>
           <w:sz w:val="28"/>
           <w:szCs w:val="28"/>
         </w:rPr>
@@ -292,6 +322,7 @@
       </w:r>
       <w:r>
         <w:rPr>
+          <w:rFonts w:ascii="Times New Roman" w:hAnsi="Times New Roman" w:cs="Times New Roman"/>
           <w:sz w:val="28"/>
           <w:szCs w:val="28"/>
         </w:rPr>
@@ -299,6 +330,7 @@
       </w:r>
       <w:r>
         <w:rPr>
+          <w:rFonts w:ascii="Times New Roman" w:hAnsi="Times New Roman" w:cs="Times New Roman"/>
           <w:sz w:val="28"/>
           <w:szCs w:val="28"/>
         </w:rPr>
@@ -306,6 +338,7 @@
       </w:r>
       <w:r>
         <w:rPr>
+          <w:rFonts w:ascii="Times New Roman" w:hAnsi="Times New Roman" w:cs="Times New Roman"/>
           <w:sz w:val="28"/>
           <w:szCs w:val="28"/>
         </w:rPr>
@@ -315,6 +348,7 @@
     <w:p>
       <w:pPr>
         <w:rPr>
+          <w:rFonts w:ascii="Times New Roman" w:hAnsi="Times New Roman" w:cs="Times New Roman"/>
           <w:b/>
           <w:bCs/>
           <w:sz w:val="28"/>
@@ -325,12 +359,14 @@
     <w:p>
       <w:pPr>
         <w:rPr>
+          <w:rFonts w:ascii="Times New Roman" w:hAnsi="Times New Roman" w:cs="Times New Roman"/>
           <w:sz w:val="28"/>
           <w:szCs w:val="28"/>
         </w:rPr>
       </w:pPr>
       <w:r>
         <w:rPr>
+          <w:rFonts w:ascii="Times New Roman" w:hAnsi="Times New Roman" w:cs="Times New Roman"/>
           <w:b/>
           <w:bCs/>
           <w:sz w:val="28"/>
@@ -340,6 +376,7 @@
       </w:r>
       <w:r>
         <w:rPr>
+          <w:rFonts w:ascii="Times New Roman" w:hAnsi="Times New Roman" w:cs="Times New Roman"/>
           <w:b/>
           <w:bCs/>
           <w:sz w:val="28"/>
@@ -349,6 +386,7 @@
       </w:r>
       <w:r>
         <w:rPr>
+          <w:rFonts w:ascii="Times New Roman" w:hAnsi="Times New Roman" w:cs="Times New Roman"/>
           <w:sz w:val="28"/>
           <w:szCs w:val="28"/>
         </w:rPr>
@@ -356,6 +394,7 @@
       </w:r>
       <w:r>
         <w:rPr>
+          <w:rFonts w:ascii="Times New Roman" w:hAnsi="Times New Roman" w:cs="Times New Roman"/>
           <w:sz w:val="28"/>
           <w:szCs w:val="28"/>
         </w:rPr>
@@ -363,20 +402,15 @@
       </w:r>
       <w:r>
         <w:rPr>
-          <w:sz w:val="28"/>
-          <w:szCs w:val="28"/>
-        </w:rPr>
-        <w:t xml:space="preserve">Player of </w:t>
-      </w:r>
-      <w:r>
-        <w:rPr>
-          <w:sz w:val="28"/>
-          <w:szCs w:val="28"/>
-        </w:rPr>
-        <w:t>Year / ASA</w:t>
-      </w:r>
-      <w:r>
-        <w:rPr>
+          <w:rFonts w:ascii="Times New Roman" w:hAnsi="Times New Roman" w:cs="Times New Roman"/>
+          <w:sz w:val="28"/>
+          <w:szCs w:val="28"/>
+        </w:rPr>
+        <w:t>Player of Year / ASA</w:t>
+      </w:r>
+      <w:r>
+        <w:rPr>
+          <w:rFonts w:ascii="Times New Roman" w:hAnsi="Times New Roman" w:cs="Times New Roman"/>
           <w:sz w:val="28"/>
           <w:szCs w:val="28"/>
         </w:rPr>
@@ -384,6 +418,7 @@
       </w:r>
       <w:r>
         <w:rPr>
+          <w:rFonts w:ascii="Times New Roman" w:hAnsi="Times New Roman" w:cs="Times New Roman"/>
           <w:sz w:val="28"/>
           <w:szCs w:val="28"/>
         </w:rPr>
@@ -391,6 +426,7 @@
       </w:r>
       <w:r>
         <w:rPr>
+          <w:rFonts w:ascii="Times New Roman" w:hAnsi="Times New Roman" w:cs="Times New Roman"/>
           <w:sz w:val="28"/>
           <w:szCs w:val="28"/>
         </w:rPr>
@@ -398,6 +434,7 @@
       </w:r>
       <w:r>
         <w:rPr>
+          <w:rFonts w:ascii="Times New Roman" w:hAnsi="Times New Roman" w:cs="Times New Roman"/>
           <w:sz w:val="28"/>
           <w:szCs w:val="28"/>
         </w:rPr>
@@ -407,6 +444,7 @@
     <w:p>
       <w:pPr>
         <w:rPr>
+          <w:rFonts w:ascii="Times New Roman" w:hAnsi="Times New Roman" w:cs="Times New Roman"/>
           <w:b/>
           <w:bCs/>
           <w:sz w:val="28"/>
@@ -417,6 +455,7 @@
     <w:p>
       <w:pPr>
         <w:rPr>
+          <w:rFonts w:ascii="Times New Roman" w:hAnsi="Times New Roman" w:cs="Times New Roman"/>
           <w:b/>
           <w:bCs/>
           <w:sz w:val="28"/>
@@ -425,6 +464,7 @@
       </w:pPr>
       <w:r>
         <w:rPr>
+          <w:rFonts w:ascii="Times New Roman" w:hAnsi="Times New Roman" w:cs="Times New Roman"/>
           <w:b/>
           <w:bCs/>
           <w:sz w:val="28"/>
@@ -434,6 +474,7 @@
       </w:r>
       <w:r>
         <w:rPr>
+          <w:rFonts w:ascii="Times New Roman" w:hAnsi="Times New Roman" w:cs="Times New Roman"/>
           <w:sz w:val="28"/>
           <w:szCs w:val="28"/>
         </w:rPr>
@@ -441,6 +482,7 @@
       </w:r>
       <w:r>
         <w:rPr>
+          <w:rFonts w:ascii="Times New Roman" w:hAnsi="Times New Roman" w:cs="Times New Roman"/>
           <w:sz w:val="28"/>
           <w:szCs w:val="28"/>
         </w:rPr>
@@ -448,6 +490,7 @@
       </w:r>
       <w:r>
         <w:rPr>
+          <w:rFonts w:ascii="Times New Roman" w:hAnsi="Times New Roman" w:cs="Times New Roman"/>
           <w:sz w:val="28"/>
           <w:szCs w:val="28"/>
         </w:rPr>
@@ -455,6 +498,7 @@
       </w:r>
       <w:r>
         <w:rPr>
+          <w:rFonts w:ascii="Times New Roman" w:hAnsi="Times New Roman" w:cs="Times New Roman"/>
           <w:sz w:val="28"/>
           <w:szCs w:val="28"/>
         </w:rPr>
@@ -462,6 +506,7 @@
       </w:r>
       <w:r>
         <w:rPr>
+          <w:rFonts w:ascii="Times New Roman" w:hAnsi="Times New Roman" w:cs="Times New Roman"/>
           <w:sz w:val="28"/>
           <w:szCs w:val="28"/>
         </w:rPr>
@@ -469,6 +514,7 @@
       </w:r>
       <w:r>
         <w:rPr>
+          <w:rFonts w:ascii="Times New Roman" w:hAnsi="Times New Roman" w:cs="Times New Roman"/>
           <w:sz w:val="28"/>
           <w:szCs w:val="28"/>
         </w:rPr>
@@ -476,6 +522,7 @@
       </w:r>
       <w:r>
         <w:rPr>
+          <w:rFonts w:ascii="Times New Roman" w:hAnsi="Times New Roman" w:cs="Times New Roman"/>
           <w:sz w:val="28"/>
           <w:szCs w:val="28"/>
         </w:rPr>
@@ -483,6 +530,7 @@
       </w:r>
       <w:r>
         <w:rPr>
+          <w:rFonts w:ascii="Times New Roman" w:hAnsi="Times New Roman" w:cs="Times New Roman"/>
           <w:sz w:val="28"/>
           <w:szCs w:val="28"/>
         </w:rPr>
@@ -490,6 +538,7 @@
       </w:r>
       <w:r>
         <w:rPr>
+          <w:rFonts w:ascii="Times New Roman" w:hAnsi="Times New Roman" w:cs="Times New Roman"/>
           <w:sz w:val="28"/>
           <w:szCs w:val="28"/>
         </w:rPr>
@@ -497,6 +546,7 @@
       </w:r>
       <w:r>
         <w:rPr>
+          <w:rFonts w:ascii="Times New Roman" w:hAnsi="Times New Roman" w:cs="Times New Roman"/>
           <w:sz w:val="28"/>
           <w:szCs w:val="28"/>
         </w:rPr>
@@ -504,6 +554,7 @@
       </w:r>
       <w:r>
         <w:rPr>
+          <w:rFonts w:ascii="Times New Roman" w:hAnsi="Times New Roman" w:cs="Times New Roman"/>
           <w:sz w:val="28"/>
           <w:szCs w:val="28"/>
         </w:rPr>
@@ -511,6 +562,7 @@
       </w:r>
       <w:r>
         <w:rPr>
+          <w:rFonts w:ascii="Times New Roman" w:hAnsi="Times New Roman" w:cs="Times New Roman"/>
           <w:sz w:val="28"/>
           <w:szCs w:val="28"/>
         </w:rPr>
@@ -518,6 +570,7 @@
       </w:r>
       <w:r>
         <w:rPr>
+          <w:rFonts w:ascii="Times New Roman" w:hAnsi="Times New Roman" w:cs="Times New Roman"/>
           <w:sz w:val="28"/>
           <w:szCs w:val="28"/>
         </w:rPr>
@@ -525,6 +578,7 @@
       </w:r>
       <w:r>
         <w:rPr>
+          <w:rFonts w:ascii="Times New Roman" w:hAnsi="Times New Roman" w:cs="Times New Roman"/>
           <w:sz w:val="28"/>
           <w:szCs w:val="28"/>
         </w:rPr>
@@ -532,6 +586,7 @@
       </w:r>
       <w:r>
         <w:rPr>
+          <w:rFonts w:ascii="Times New Roman" w:hAnsi="Times New Roman" w:cs="Times New Roman"/>
           <w:sz w:val="28"/>
           <w:szCs w:val="28"/>
         </w:rPr>
@@ -539,6 +594,7 @@
       </w:r>
       <w:r>
         <w:rPr>
+          <w:rFonts w:ascii="Times New Roman" w:hAnsi="Times New Roman" w:cs="Times New Roman"/>
           <w:sz w:val="28"/>
           <w:szCs w:val="28"/>
         </w:rPr>
@@ -546,6 +602,7 @@
       </w:r>
       <w:r>
         <w:rPr>
+          <w:rFonts w:ascii="Times New Roman" w:hAnsi="Times New Roman" w:cs="Times New Roman"/>
           <w:sz w:val="28"/>
           <w:szCs w:val="28"/>
         </w:rPr>
@@ -563,7 +620,7 @@
 </file>
 
 <file path=word/styles.xml><?xml version="1.0" encoding="utf-8"?>
-<w:styles xmlns:mc="http://schemas.openxmlformats.org/markup-compatibility/2006" xmlns:r="http://schemas.openxmlformats.org/officeDocument/2006/relationships" xmlns:w="http://schemas.openxmlformats.org/wordprocessingml/2006/main" xmlns:w14="http://schemas.microsoft.com/office/word/2010/wordml" xmlns:w15="http://schemas.microsoft.com/office/word/2012/wordml" xmlns:w16cex="http://schemas.microsoft.com/office/word/2018/wordml/cex" xmlns:w16cid="http://schemas.microsoft.com/office/word/2016/wordml/cid" xmlns:w16="http://schemas.microsoft.com/office/word/2018/wordml" xmlns:w16du="http://schemas.microsoft.com/office/word/2023/wordml/word16du" xmlns:w16sdtdh="http://schemas.microsoft.com/office/word/2020/wordml/sdtdatahash" xmlns:w16sdtfl="http://schemas.microsoft.com/office/word/2024/wordml/sdtformatlock" xmlns:w16se="http://schemas.microsoft.com/office/word/2015/wordml/symex" mc:Ignorable="w14 w15 w16se w16cid w16 w16cex w16sdtdh w16sdtfl w16du">
+<w:styles xmlns:mc="http://schemas.openxmlformats.org/markup-compatibility/2006" xmlns:r="http://schemas.openxmlformats.org/officeDocument/2006/relationships" xmlns:w="http://schemas.openxmlformats.org/wordprocessingml/2006/main" xmlns:w14="http://schemas.microsoft.com/office/word/2010/wordml" xmlns:w15="http://schemas.microsoft.com/office/word/2012/wordml" mc:Ignorable="w14 w15">
   <w:docDefaults>
     <w:rPrDefault>
       <w:rPr>
@@ -581,7 +638,7 @@
       </w:pPr>
     </w:pPrDefault>
   </w:docDefaults>
-  <w:latentStyles w:defLockedState="0" w:defUIPriority="99" w:defSemiHidden="0" w:defUnhideWhenUsed="0" w:defQFormat="0" w:count="376">
+  <w:latentStyles w:defLockedState="0" w:defUIPriority="99" w:defSemiHidden="0" w:defUnhideWhenUsed="0" w:defQFormat="0" w:count="371">
     <w:lsdException w:name="Normal" w:uiPriority="0" w:qFormat="1"/>
     <w:lsdException w:name="heading 1" w:uiPriority="9" w:qFormat="1"/>
     <w:lsdException w:name="heading 2" w:semiHidden="1" w:uiPriority="9" w:unhideWhenUsed="1" w:qFormat="1"/>
@@ -953,11 +1010,6 @@
     <w:lsdException w:name="List Table 5 Dark Accent 6" w:uiPriority="50"/>
     <w:lsdException w:name="List Table 6 Colorful Accent 6" w:uiPriority="51"/>
     <w:lsdException w:name="List Table 7 Colorful Accent 6" w:uiPriority="52"/>
-    <w:lsdException w:name="Mention" w:semiHidden="1" w:unhideWhenUsed="1"/>
-    <w:lsdException w:name="Smart Hyperlink" w:semiHidden="1" w:unhideWhenUsed="1"/>
-    <w:lsdException w:name="Hashtag" w:semiHidden="1" w:unhideWhenUsed="1"/>
-    <w:lsdException w:name="Unresolved Mention" w:semiHidden="1" w:unhideWhenUsed="1"/>
-    <w:lsdException w:name="Smart Link" w:semiHidden="1" w:unhideWhenUsed="1"/>
   </w:latentStyles>
   <w:style w:type="paragraph" w:default="1" w:styleId="Normal">
     <w:name w:val="Normal"/>
